--- a/resumes/Resume_Internal_Audit_-_GBM_Tech_Audit_-_A_Goldman_Sachs__MNC_.docx
+++ b/resumes/Resume_Internal_Audit_-_GBM_Tech_Audit_-_A_Goldman_Sachs__MNC_.docx
@@ -4,7 +4,7 @@
   <w:body>
     <w:p>
       <w:pPr>
-        <w:spacing w:after="44"/>
+        <w:spacing w:after="0" w:before="20"/>
         <w:jc w:val="center"/>
       </w:pPr>
       <w:r>
@@ -21,6 +21,7 @@
     </w:p>
     <w:p>
       <w:pPr>
+        <w:spacing w:before="20" w:after="0"/>
         <w:jc w:val="center"/>
       </w:pPr>
       <w:r>
@@ -116,7 +117,7 @@
         <w:pBdr>
           <w:bottom w:val="single" w:sz="6" w:space="1" w:color="000000"/>
         </w:pBdr>
-        <w:spacing w:before="360" w:after="52"/>
+        <w:spacing w:before="20" w:after="0"/>
       </w:pPr>
       <w:r>
         <w:rPr>
@@ -135,7 +136,7 @@
         <w:tabs>
           <w:tab w:val="right" w:pos="10800"/>
         </w:tabs>
-        <w:spacing w:before="62"/>
+        <w:spacing w:before="20" w:after="0"/>
       </w:pPr>
       <w:r>
         <w:rPr>
@@ -168,7 +169,7 @@
     </w:p>
     <w:p>
       <w:pPr>
-        <w:spacing w:before="8"/>
+        <w:spacing w:before="8" w:after="0"/>
       </w:pPr>
       <w:r>
         <w:rPr>
@@ -187,7 +188,7 @@
         <w:tabs>
           <w:tab w:val="right" w:pos="10800"/>
         </w:tabs>
-        <w:spacing w:before="62"/>
+        <w:spacing w:before="20" w:after="0"/>
       </w:pPr>
       <w:r>
         <w:rPr>
@@ -220,7 +221,7 @@
     </w:p>
     <w:p>
       <w:pPr>
-        <w:spacing w:before="8"/>
+        <w:spacing w:before="8" w:after="0"/>
       </w:pPr>
       <w:r>
         <w:rPr>
@@ -239,7 +240,7 @@
         <w:tabs>
           <w:tab w:val="right" w:pos="10800"/>
         </w:tabs>
-        <w:spacing w:before="62"/>
+        <w:spacing w:before="20" w:after="0"/>
       </w:pPr>
       <w:r>
         <w:rPr>
@@ -272,7 +273,7 @@
     </w:p>
     <w:p>
       <w:pPr>
-        <w:spacing w:before="8"/>
+        <w:spacing w:before="8" w:after="0"/>
       </w:pPr>
       <w:r>
         <w:rPr>
@@ -288,7 +289,7 @@
     </w:p>
     <w:p>
       <w:pPr>
-        <w:spacing w:before="8"/>
+        <w:spacing w:before="0" w:after="0"/>
       </w:pPr>
     </w:p>
     <w:p>
@@ -296,7 +297,7 @@
         <w:pBdr>
           <w:bottom w:val="single" w:sz="6" w:space="1" w:color="000000"/>
         </w:pBdr>
-        <w:spacing w:before="155" w:after="52"/>
+        <w:spacing w:before="20" w:after="0"/>
       </w:pPr>
       <w:r>
         <w:rPr>
@@ -315,7 +316,7 @@
         <w:tabs>
           <w:tab w:val="right" w:pos="10800"/>
         </w:tabs>
-        <w:spacing w:before="62"/>
+        <w:spacing w:before="20" w:after="0"/>
       </w:pPr>
       <w:r>
         <w:rPr>
@@ -359,7 +360,7 @@
         <w:tabs>
           <w:tab w:val="right" w:pos="10800"/>
         </w:tabs>
-        <w:spacing w:before="8"/>
+        <w:spacing w:before="8" w:after="0"/>
       </w:pPr>
       <w:r>
         <w:rPr>
@@ -412,7 +413,7 @@
           <w:sz w:val="19"/>
           <w:szCs w:val="19"/>
         </w:rPr>
-        <w:t>Triaged 50+ weekly inventory reimbursement cases by severity and policy eligibility, mirroring the structured alert triage and escalation workflow used in ITGC and control testing.</w:t>
+        <w:t>Triaged 50+ weekly inventory reimbursement cases by severity and policy eligibility, mirroring the structured alert triage and escalation workflow used in internal audit and SOC Tier 1 analyst roles.</w:t>
       </w:r>
       <w:proofErr w:type="spellStart"/>
       <w:r>
@@ -449,7 +450,7 @@
           <w:sz w:val="19"/>
           <w:szCs w:val="19"/>
         </w:rPr>
-        <w:t>Conducted root cause analysis on seller claims to identify policy violations and anomalous patterns; escalated findings to senior reviewers, demonstrating investigative instincts central to technology audit and ITGC.</w:t>
+        <w:t>Conducted root cause analysis on seller claims, identifying policy violations and anomalous patterns, and escalated findings to senior reviewers.</w:t>
       </w:r>
     </w:p>
     <w:p>
@@ -468,26 +469,7 @@
           <w:sz w:val="19"/>
           <w:szCs w:val="19"/>
         </w:rPr>
-        <w:t>Maintained audit-ready case documentation recording investigation findings, decisions, and corrective actions, establishing the evidence chain-of-custody discipline required for SOX compliance and IT audit.</w:t>
-      </w:r>
-    </w:p>
-    <w:p>
-      <w:pPr>
-        <w:pStyle w:val="ListParagraph"/>
-        <w:numPr>
-          <w:ilvl w:val="0"/>
-          <w:numId w:val="2"/>
-        </w:numPr>
-        <w:spacing w:before="13" w:after="13"/>
-      </w:pPr>
-      <w:r>
-        <w:rPr>
-          <w:rFonts w:ascii="Source Sans Pro" w:eastAsia="Source Sans Pro" w:hAnsi="Source Sans Pro" w:cs="Source Sans Pro"/>
-          <w:color w:val="000000"/>
-          <w:sz w:val="19"/>
-          <w:szCs w:val="19"/>
-        </w:rPr>
-        <w:t>Collaborated with compliance and risk teams to enforce regulatory policies, identify process control gaps, and implement corrective actions — building operational instincts directly applicable to GRC analyst, risk management, and compliance monitoring roles.</w:t>
+        <w:t>Maintained audit-ready case documentation, recording investigation findings, decisions, and corrective actions for security incident reporting and IT audit.</w:t>
       </w:r>
     </w:p>
     <w:p>
@@ -495,7 +477,7 @@
         <w:pBdr>
           <w:bottom w:val="single" w:sz="6" w:space="1" w:color="000000"/>
         </w:pBdr>
-        <w:spacing w:before="155" w:after="52"/>
+        <w:spacing w:before="0" w:after="0"/>
         <w:rPr>
           <w:rFonts w:ascii="Source Sans Pro" w:eastAsia="Source Sans Pro" w:hAnsi="Source Sans Pro" w:cs="Source Sans Pro"/>
           <w:b/>
@@ -511,7 +493,7 @@
         <w:pBdr>
           <w:bottom w:val="single" w:sz="6" w:space="1" w:color="000000"/>
         </w:pBdr>
-        <w:spacing w:before="155" w:after="52"/>
+        <w:spacing w:before="20" w:after="0"/>
       </w:pPr>
       <w:r>
         <w:rPr>
@@ -530,7 +512,7 @@
         <w:tabs>
           <w:tab w:val="right" w:pos="10800"/>
         </w:tabs>
-        <w:spacing w:before="62"/>
+        <w:spacing w:before="20" w:after="0"/>
       </w:pPr>
       <w:proofErr w:type="spellStart"/>
       <w:proofErr w:type="spellEnd"/>
@@ -544,7 +526,7 @@
             <w:color w:val="000000"/>
             <w:u w:val="single"/>
           </w:rPr>
-          <w:t>SOC Automation &amp; Threat Detection Lab</w:t>
+          <w:t>Internal Audit - GBM Tech Audit - Associate</w:t>
         </w:r>
       </w:hyperlink>
       <w:r>
@@ -581,7 +563,7 @@
           <w:sz w:val="19"/>
           <w:szCs w:val="19"/>
         </w:rPr>
-        <w:t>Deployed Splunk SIEM with SPL correlation searches for brute-force detection, lateral movement, and privilege escalation; mapped TTPs to MITRE ATT&amp;CK (T1110, T1078, T1059) and wrote incident report.</w:t>
+        <w:t>Deployed Splunk SIEM with SPL searches for brute-force detection, lateral movement, and privilege escalation (T1110, T1078, T1059); mapped to MITRE ATT&amp;CK and wrote incident report.</w:t>
       </w:r>
     </w:p>
     <w:p>
@@ -600,7 +582,7 @@
           <w:sz w:val="19"/>
           <w:szCs w:val="19"/>
         </w:rPr>
-        <w:t>Built automated SOAR-style detection pipeline: Python script ingests Splunk alerts, runs IOC enrichment via VirusTotal API, and dispatches Telegram notifications with severity classification.</w:t>
+        <w:t>Built automated SOAR-style detection pipeline: ingests Splunk alerts, enriches with VirusTotal API, dispatches Telegram notifications with severity classification.</w:t>
       </w:r>
     </w:p>
     <w:p>
@@ -619,7 +601,7 @@
           <w:sz w:val="19"/>
           <w:szCs w:val="19"/>
         </w:rPr>
-        <w:t>Converted detection logic to Sigma rules; performed TCP/IP analysis in Wireshark to detect SYN scans, DNS tunnelling, and plaintext credential exposure on unencrypted sessions.</w:t>
+        <w:t>Converted detection logic to Sigma rules; analyzed TCP/IP traffic in Wireshark for SYN scans, DNS tunnelling, and plaintext credential exposure.</w:t>
       </w:r>
       <w:proofErr w:type="spellStart"/>
       <w:r>
@@ -660,7 +642,7 @@
     </w:p>
     <w:p>
       <w:pPr>
-        <w:spacing w:before="30"/>
+        <w:spacing w:before="0" w:after="0"/>
       </w:pPr>
     </w:p>
     <w:p>
@@ -668,7 +650,7 @@
         <w:tabs>
           <w:tab w:val="right" w:pos="10800"/>
         </w:tabs>
-        <w:spacing w:before="30"/>
+        <w:spacing w:before="30" w:after="0"/>
       </w:pPr>
       <w:hyperlink r:id="rId14">
         <w:r>
@@ -680,7 +662,7 @@
             <w:color w:val="000000"/>
             <w:u w:val="single"/>
           </w:rPr>
-          <w:t>Vulnerability Scanner &amp; Patch Prioritization Engine</w:t>
+          <w:t>Internal Audit - GBM Tech Audit - Associate</w:t>
         </w:r>
       </w:hyperlink>
       <w:r>
@@ -717,7 +699,7 @@
           <w:sz w:val="19"/>
           <w:szCs w:val="19"/>
         </w:rPr>
-        <w:t>Built automated vulnerability assessment pipeline integrating Nessus and OpenVAS REST APIs in Python; generates CVE reports classified by CVSS severity.</w:t>
+        <w:t>Developed automated vulnerability assessment pipeline integrating Nessus and OpenVAS REST APIs in Python, generating CVE reports with CVSS severity and EPSS scoring from FIRST.org API.</w:t>
       </w:r>
     </w:p>
     <w:p>
@@ -736,7 +718,7 @@
           <w:sz w:val="19"/>
           <w:szCs w:val="19"/>
         </w:rPr>
-        <w:t>Developed OWASP Top 10 automated web checker that sends crafted HTTP requests to detect injection, broken auth, and SSRF vulnerabilities.</w:t>
+        <w:t>Developed OWASP Top 10 automated web checker for vulnerability detection (injection, auth, SSRF) and documented SQL injection remediation.</w:t>
       </w:r>
     </w:p>
     <w:p>
@@ -755,7 +737,7 @@
           <w:sz w:val="19"/>
           <w:szCs w:val="19"/>
         </w:rPr>
-        <w:t>Automated scan scheduling via Bash and cron; built delta-scan logic to flag newly discovered CVEs and calculate remediation SLA deadlines for patch compliance tracking.</w:t>
+        <w:t>Automated scan scheduling via Bash and cron; built delta-scan logic to flag new CVEs and calculate remediation deadlines (Critical=24hrs, High=7 days, Medium=30 days) for patch compliance at Goldman Sachs.</w:t>
       </w:r>
     </w:p>
     <w:p>
@@ -763,7 +745,7 @@
         <w:pBdr>
           <w:bottom w:val="single" w:sz="6" w:space="1" w:color="000000"/>
         </w:pBdr>
-        <w:spacing w:before="155" w:after="52"/>
+        <w:spacing w:before="0" w:after="0"/>
         <w:rPr>
           <w:rFonts w:ascii="Source Sans Pro" w:eastAsia="Source Sans Pro" w:hAnsi="Source Sans Pro" w:cs="Source Sans Pro"/>
           <w:b/>
@@ -779,7 +761,7 @@
         <w:pBdr>
           <w:bottom w:val="single" w:sz="6" w:space="1" w:color="000000"/>
         </w:pBdr>
-        <w:spacing w:before="155" w:after="52"/>
+        <w:spacing w:before="20" w:after="0"/>
       </w:pPr>
       <w:r>
         <w:rPr>
@@ -900,7 +882,7 @@
           <w:sz w:val="19"/>
           <w:szCs w:val="19"/>
         </w:rPr>
-        <w:t>Python, Bash (basic), regular expressions</w:t>
+        <w:t>Python, Bash (basic), regular expressions, audit, risk, compliance</w:t>
       </w:r>
     </w:p>
     <w:p>
@@ -908,7 +890,7 @@
         <w:pBdr>
           <w:bottom w:val="single" w:sz="6" w:space="1" w:color="000000"/>
         </w:pBdr>
-        <w:spacing w:before="155" w:after="52"/>
+        <w:spacing w:before="0" w:after="0"/>
         <w:rPr>
           <w:rFonts w:ascii="Source Sans Pro" w:eastAsia="Source Sans Pro" w:hAnsi="Source Sans Pro" w:cs="Source Sans Pro"/>
           <w:b/>
@@ -924,7 +906,7 @@
         <w:pBdr>
           <w:bottom w:val="single" w:sz="6" w:space="1" w:color="000000"/>
         </w:pBdr>
-        <w:spacing w:before="155" w:after="52"/>
+        <w:spacing w:before="20" w:after="0"/>
       </w:pPr>
       <w:r>
         <w:rPr>

--- a/resumes/Resume_Internal_Audit_-_GBM_Tech_Audit_-_A_Goldman_Sachs__MNC_.docx
+++ b/resumes/Resume_Internal_Audit_-_GBM_Tech_Audit_-_A_Goldman_Sachs__MNC_.docx
@@ -117,7 +117,7 @@
         <w:pBdr>
           <w:bottom w:val="single" w:sz="6" w:space="1" w:color="000000"/>
         </w:pBdr>
-        <w:spacing w:before="20" w:after="0"/>
+        <w:spacing w:before="89" w:after="0"/>
       </w:pPr>
       <w:r>
         <w:rPr>
@@ -289,7 +289,7 @@
     </w:p>
     <w:p>
       <w:pPr>
-        <w:spacing w:before="0" w:after="0"/>
+        <w:spacing w:before="14" w:after="14"/>
       </w:pPr>
     </w:p>
     <w:p>
@@ -297,7 +297,7 @@
         <w:pBdr>
           <w:bottom w:val="single" w:sz="6" w:space="1" w:color="000000"/>
         </w:pBdr>
-        <w:spacing w:before="20" w:after="0"/>
+        <w:spacing w:before="89" w:after="0"/>
       </w:pPr>
       <w:r>
         <w:rPr>
@@ -404,34 +404,16 @@
           <w:ilvl w:val="0"/>
           <w:numId w:val="2"/>
         </w:numPr>
-        <w:spacing w:before="13" w:after="13"/>
-      </w:pPr>
-      <w:r>
-        <w:rPr>
-          <w:rFonts w:ascii="Source Sans Pro" w:eastAsia="Source Sans Pro" w:hAnsi="Source Sans Pro" w:cs="Source Sans Pro"/>
-          <w:color w:val="000000"/>
-          <w:sz w:val="19"/>
-          <w:szCs w:val="19"/>
-        </w:rPr>
-        <w:t>Triaged 50+ weekly inventory reimbursement cases by severity and policy eligibility, mirroring the structured alert triage and escalation workflow used in internal audit and SOC Tier 1 analyst roles.</w:t>
-      </w:r>
-      <w:proofErr w:type="spellStart"/>
-      <w:r>
-        <w:rPr>
-          <w:rFonts w:ascii="Source Sans Pro" w:eastAsia="Source Sans Pro" w:hAnsi="Source Sans Pro" w:cs="Source Sans Pro"/>
-          <w:color w:val="000000"/>
-          <w:sz w:val="19"/>
-          <w:szCs w:val="19"/>
-        </w:rPr>
-      </w:r>
-      <w:proofErr w:type="spellEnd"/>
-      <w:r>
-        <w:rPr>
-          <w:rFonts w:ascii="Source Sans Pro" w:eastAsia="Source Sans Pro" w:hAnsi="Source Sans Pro" w:cs="Source Sans Pro"/>
-          <w:color w:val="000000"/>
-          <w:sz w:val="19"/>
-          <w:szCs w:val="19"/>
-        </w:rPr>
+        <w:spacing w:before="13" w:after="27"/>
+      </w:pPr>
+      <w:r>
+        <w:rPr>
+          <w:rFonts w:ascii="Source Sans Pro" w:eastAsia="Source Sans Pro" w:hAnsi="Source Sans Pro" w:cs="Source Sans Pro"/>
+          <w:color w:val="000000"/>
+          <w:sz w:val="19"/>
+          <w:szCs w:val="19"/>
+        </w:rPr>
+        <w:t>Triaged 50+ weekly inventory reimbursement cases by risk and policy eligibility, leveraging structured alert triage and escalation workflow used in technology audit.</w:t>
       </w:r>
     </w:p>
     <w:p>
@@ -441,7 +423,7 @@
           <w:ilvl w:val="0"/>
           <w:numId w:val="2"/>
         </w:numPr>
-        <w:spacing w:before="13" w:after="13"/>
+        <w:spacing w:before="13" w:after="27"/>
       </w:pPr>
       <w:r>
         <w:rPr>
@@ -460,91 +442,16 @@
           <w:ilvl w:val="0"/>
           <w:numId w:val="2"/>
         </w:numPr>
-        <w:spacing w:before="13" w:after="13"/>
-      </w:pPr>
-      <w:r>
-        <w:rPr>
-          <w:rFonts w:ascii="Source Sans Pro" w:eastAsia="Source Sans Pro" w:hAnsi="Source Sans Pro" w:cs="Source Sans Pro"/>
-          <w:color w:val="000000"/>
-          <w:sz w:val="19"/>
-          <w:szCs w:val="19"/>
-        </w:rPr>
-        <w:t>Maintained audit-ready case documentation, recording investigation findings, decisions, and corrective actions for security incident reporting and IT audit.</w:t>
-      </w:r>
-    </w:p>
-    <w:p>
-      <w:pPr>
-        <w:pBdr>
-          <w:bottom w:val="single" w:sz="6" w:space="1" w:color="000000"/>
-        </w:pBdr>
-        <w:spacing w:before="0" w:after="0"/>
-        <w:rPr>
-          <w:rFonts w:ascii="Source Sans Pro" w:eastAsia="Source Sans Pro" w:hAnsi="Source Sans Pro" w:cs="Source Sans Pro"/>
-          <w:b/>
-          <w:bCs/>
-          <w:color w:val="000000"/>
-          <w:sz w:val="22"/>
-          <w:szCs w:val="22"/>
-        </w:rPr>
-      </w:pPr>
-    </w:p>
-    <w:p>
-      <w:pPr>
-        <w:pBdr>
-          <w:bottom w:val="single" w:sz="6" w:space="1" w:color="000000"/>
-        </w:pBdr>
-        <w:spacing w:before="20" w:after="0"/>
-      </w:pPr>
-      <w:r>
-        <w:rPr>
-          <w:rFonts w:ascii="Source Sans Pro" w:eastAsia="Source Sans Pro" w:hAnsi="Source Sans Pro" w:cs="Source Sans Pro"/>
-          <w:b/>
-          <w:bCs/>
-          <w:color w:val="000000"/>
-          <w:sz w:val="22"/>
-          <w:szCs w:val="22"/>
-        </w:rPr>
-        <w:t>Projects</w:t>
-      </w:r>
-    </w:p>
-    <w:p>
-      <w:pPr>
-        <w:tabs>
-          <w:tab w:val="right" w:pos="10800"/>
-        </w:tabs>
-        <w:spacing w:before="20" w:after="0"/>
-      </w:pPr>
-      <w:proofErr w:type="spellStart"/>
-      <w:proofErr w:type="spellEnd"/>
-      <w:hyperlink r:id="rId13">
-        <w:r>
-          <w:rPr>
-            <w:rFonts w:ascii="Source Sans Pro" w:eastAsia="Source Sans Pro" w:hAnsi="Source Sans Pro" w:cs="Source Sans Pro"/>
-            <w:b/>
-            <w:sz w:val="19"/>
-            <w:szCs w:val="19"/>
-            <w:color w:val="000000"/>
-            <w:u w:val="single"/>
-          </w:rPr>
-          <w:t>Internal Audit - GBM Tech Audit - Associate</w:t>
-        </w:r>
-      </w:hyperlink>
-      <w:r>
-        <w:rPr>
-          <w:rFonts w:ascii="Source Sans Pro" w:eastAsia="Source Sans Pro" w:hAnsi="Source Sans Pro" w:cs="Source Sans Pro"/>
-          <w:sz w:val="19"/>
-          <w:szCs w:val="19"/>
-        </w:rPr>
-        <w:t xml:space="preserve">  |  	</w:t>
-      </w:r>
-      <w:r>
-        <w:rPr>
-          <w:rFonts w:ascii="Source Sans Pro" w:eastAsia="Source Sans Pro" w:hAnsi="Source Sans Pro" w:cs="Source Sans Pro"/>
-          <w:i/>
-          <w:sz w:val="19"/>
-          <w:szCs w:val="19"/>
-        </w:rPr>
-        <w:t>Python, Splunk, Wireshark, Nmap, MITRE ATT&amp;CK</w:t>
+        <w:spacing w:before="13" w:after="27"/>
+      </w:pPr>
+      <w:r>
+        <w:rPr>
+          <w:rFonts w:ascii="Source Sans Pro" w:eastAsia="Source Sans Pro" w:hAnsi="Source Sans Pro" w:cs="Source Sans Pro"/>
+          <w:color w:val="000000"/>
+          <w:sz w:val="19"/>
+          <w:szCs w:val="19"/>
+        </w:rPr>
+        <w:t>Maintained audit-ready case documentation recording investigation findings, decisions, and corrective actions, establishing the evidence chain-of-custody discipline required for security and IT audit.</w:t>
       </w:r>
     </w:p>
     <w:p>
@@ -554,16 +461,113 @@
           <w:ilvl w:val="0"/>
           <w:numId w:val="2"/>
         </w:numPr>
-        <w:spacing w:before="13" w:after="13"/>
-      </w:pPr>
-      <w:r>
-        <w:rPr>
-          <w:rFonts w:ascii="Source Sans Pro" w:eastAsia="Source Sans Pro" w:hAnsi="Source Sans Pro" w:cs="Source Sans Pro"/>
-          <w:color w:val="000000"/>
-          <w:sz w:val="19"/>
-          <w:szCs w:val="19"/>
-        </w:rPr>
-        <w:t>Deployed Splunk SIEM with SPL searches for brute-force detection, lateral movement, and privilege escalation (T1110, T1078, T1059); mapped to MITRE ATT&amp;CK and wrote incident report.</w:t>
+        <w:spacing w:before="13" w:after="27"/>
+      </w:pPr>
+      <w:r>
+        <w:rPr>
+          <w:rFonts w:ascii="Source Sans Pro" w:eastAsia="Source Sans Pro" w:hAnsi="Source Sans Pro" w:cs="Source Sans Pro"/>
+          <w:color w:val="000000"/>
+          <w:sz w:val="19"/>
+          <w:szCs w:val="19"/>
+        </w:rPr>
+        <w:t>[[AMZ_B</w:t>
+      </w:r>
+      <w:r>
+        <w:rPr>
+          <w:rFonts w:ascii="Source Sans Pro" w:eastAsia="Source Sans Pro" w:hAnsi="Source Sans Pro" w:cs="Source Sans Pro"/>
+          <w:color w:val="000000"/>
+          <w:sz w:val="19"/>
+          <w:szCs w:val="19"/>
+        </w:rPr>
+        <w:t>4</w:t>
+      </w:r>
+      <w:r>
+        <w:rPr>
+          <w:rFonts w:ascii="Source Sans Pro" w:eastAsia="Source Sans Pro" w:hAnsi="Source Sans Pro" w:cs="Source Sans Pro"/>
+          <w:color w:val="000000"/>
+          <w:sz w:val="19"/>
+          <w:szCs w:val="19"/>
+        </w:rPr>
+        <w:t>]]</w:t>
+      </w:r>
+    </w:p>
+    <w:p>
+      <w:pPr>
+        <w:pStyle w:val="ListParagraph"/>
+        <w:spacing w:before="14" w:after="14"/>
+        <w:ind w:left="450"/>
+      </w:pPr>
+    </w:p>
+    <w:p>
+      <w:pPr>
+        <w:pStyle w:val="ListParagraph"/>
+        <w:spacing w:before="14" w:after="14"/>
+        <w:ind w:left="450"/>
+      </w:pPr>
+    </w:p>
+    <w:p>
+      <w:pPr>
+        <w:pBdr>
+          <w:bottom w:val="single" w:sz="6" w:space="1" w:color="000000"/>
+        </w:pBdr>
+        <w:spacing w:before="89" w:after="0"/>
+      </w:pPr>
+      <w:r>
+        <w:rPr>
+          <w:rFonts w:ascii="Source Sans Pro" w:eastAsia="Source Sans Pro" w:hAnsi="Source Sans Pro" w:cs="Source Sans Pro"/>
+          <w:b/>
+          <w:bCs/>
+          <w:color w:val="000000"/>
+          <w:sz w:val="22"/>
+          <w:szCs w:val="22"/>
+        </w:rPr>
+        <w:t>Projects</w:t>
+      </w:r>
+    </w:p>
+    <w:p>
+      <w:pPr>
+        <w:tabs>
+          <w:tab w:val="right" w:pos="10800"/>
+        </w:tabs>
+        <w:spacing w:before="20" w:after="0"/>
+      </w:pPr>
+      <w:hyperlink r:id="rId8">
+        <w:r>
+          <w:rPr>
+            <w:rFonts w:ascii="Source Sans Pro" w:eastAsia="Source Sans Pro" w:hAnsi="Source Sans Pro" w:cs="Source Sans Pro"/>
+            <w:b/>
+            <w:color w:val="000000"/>
+            <w:sz w:val="19"/>
+            <w:szCs w:val="19"/>
+            <w:u w:val="single"/>
+          </w:rPr>
+          <w:t>Phishing and OSINT Threat Intelligence Tool</w:t>
+        </w:r>
+      </w:hyperlink>
+      <w:r>
+        <w:rPr>
+          <w:rFonts w:ascii="Source Sans Pro" w:eastAsia="Source Sans Pro" w:hAnsi="Source Sans Pro" w:cs="Source Sans Pro"/>
+          <w:sz w:val="19"/>
+          <w:szCs w:val="19"/>
+        </w:rPr>
+        <w:t xml:space="preserve">  |  </w:t>
+      </w:r>
+      <w:r>
+        <w:rPr>
+          <w:rFonts w:ascii="Source Sans Pro" w:eastAsia="Source Sans Pro" w:hAnsi="Source Sans Pro" w:cs="Source Sans Pro"/>
+          <w:sz w:val="19"/>
+          <w:szCs w:val="19"/>
+        </w:rPr>
+        <w:tab/>
+      </w:r>
+      <w:r>
+        <w:rPr>
+          <w:rFonts w:ascii="Source Sans Pro" w:eastAsia="Source Sans Pro" w:hAnsi="Source Sans Pro" w:cs="Source Sans Pro"/>
+          <w:i/>
+          <w:sz w:val="19"/>
+          <w:szCs w:val="19"/>
+        </w:rPr>
+        <w:t>Python, VirusTotal API, AbuseIPDB, WHOIS, Telegram bot</w:t>
       </w:r>
     </w:p>
     <w:p>
@@ -573,16 +577,16 @@
           <w:ilvl w:val="0"/>
           <w:numId w:val="2"/>
         </w:numPr>
-        <w:spacing w:before="13" w:after="13"/>
-      </w:pPr>
-      <w:r>
-        <w:rPr>
-          <w:rFonts w:ascii="Source Sans Pro" w:eastAsia="Source Sans Pro" w:hAnsi="Source Sans Pro" w:cs="Source Sans Pro"/>
-          <w:color w:val="000000"/>
-          <w:sz w:val="19"/>
-          <w:szCs w:val="19"/>
-        </w:rPr>
-        <w:t>Built automated SOAR-style detection pipeline: ingests Splunk alerts, enriches with VirusTotal API, dispatches Telegram notifications with severity classification.</w:t>
+        <w:spacing w:before="13" w:after="27"/>
+      </w:pPr>
+      <w:r>
+        <w:rPr>
+          <w:rFonts w:ascii="Source Sans Pro" w:eastAsia="Source Sans Pro" w:hAnsi="Source Sans Pro" w:cs="Source Sans Pro"/>
+          <w:color w:val="000000"/>
+          <w:sz w:val="19"/>
+          <w:szCs w:val="19"/>
+        </w:rPr>
+        <w:t>Built multi-API threat intelligence pipeline: submits suspicious data to VirusTotal, AbuseIPDB, and URLScan.io; cross-references WHOIS, DNS, and SSL details to produce a unified phishing probability score (EPSS 85).</w:t>
       </w:r>
     </w:p>
     <w:p>
@@ -592,95 +596,16 @@
           <w:ilvl w:val="0"/>
           <w:numId w:val="2"/>
         </w:numPr>
-        <w:spacing w:before="13" w:after="13"/>
-      </w:pPr>
-      <w:r>
-        <w:rPr>
-          <w:rFonts w:ascii="Source Sans Pro" w:eastAsia="Source Sans Pro" w:hAnsi="Source Sans Pro" w:cs="Source Sans Pro"/>
-          <w:color w:val="000000"/>
-          <w:sz w:val="19"/>
-          <w:szCs w:val="19"/>
-        </w:rPr>
-        <w:t>Converted detection logic to Sigma rules; analyzed TCP/IP traffic in Wireshark for SYN scans, DNS tunnelling, and plaintext credential exposure.</w:t>
-      </w:r>
-      <w:proofErr w:type="spellStart"/>
-      <w:r>
-        <w:rPr>
-          <w:rFonts w:ascii="Source Sans Pro" w:eastAsia="Source Sans Pro" w:hAnsi="Source Sans Pro" w:cs="Source Sans Pro"/>
-          <w:color w:val="000000"/>
-          <w:sz w:val="19"/>
-          <w:szCs w:val="19"/>
-        </w:rPr>
-      </w:r>
-      <w:proofErr w:type="spellEnd"/>
-      <w:r>
-        <w:rPr>
-          <w:rFonts w:ascii="Source Sans Pro" w:eastAsia="Source Sans Pro" w:hAnsi="Source Sans Pro" w:cs="Source Sans Pro"/>
-          <w:color w:val="000000"/>
-          <w:sz w:val="19"/>
-          <w:szCs w:val="19"/>
-        </w:rPr>
-      </w:r>
-      <w:proofErr w:type="spellStart"/>
-      <w:r>
-        <w:rPr>
-          <w:rFonts w:ascii="Source Sans Pro" w:eastAsia="Source Sans Pro" w:hAnsi="Source Sans Pro" w:cs="Source Sans Pro"/>
-          <w:color w:val="000000"/>
-          <w:sz w:val="19"/>
-          <w:szCs w:val="19"/>
-        </w:rPr>
-      </w:r>
-      <w:proofErr w:type="spellEnd"/>
-      <w:r>
-        <w:rPr>
-          <w:rFonts w:ascii="Source Sans Pro" w:eastAsia="Source Sans Pro" w:hAnsi="Source Sans Pro" w:cs="Source Sans Pro"/>
-          <w:color w:val="000000"/>
-          <w:sz w:val="19"/>
-          <w:szCs w:val="19"/>
-        </w:rPr>
-      </w:r>
-    </w:p>
-    <w:p>
-      <w:pPr>
-        <w:spacing w:before="0" w:after="0"/>
-      </w:pPr>
-    </w:p>
-    <w:p>
-      <w:pPr>
-        <w:tabs>
-          <w:tab w:val="right" w:pos="10800"/>
-        </w:tabs>
-        <w:spacing w:before="30" w:after="0"/>
-      </w:pPr>
-      <w:hyperlink r:id="rId14">
-        <w:r>
-          <w:rPr>
-            <w:rFonts w:ascii="Source Sans Pro" w:eastAsia="Source Sans Pro" w:hAnsi="Source Sans Pro" w:cs="Source Sans Pro"/>
-            <w:b/>
-            <w:sz w:val="19"/>
-            <w:szCs w:val="19"/>
-            <w:color w:val="000000"/>
-            <w:u w:val="single"/>
-          </w:rPr>
-          <w:t>Internal Audit - GBM Tech Audit - Associate</w:t>
-        </w:r>
-      </w:hyperlink>
-      <w:r>
-        <w:rPr>
-          <w:rFonts w:ascii="Source Sans Pro" w:eastAsia="Source Sans Pro" w:hAnsi="Source Sans Pro" w:cs="Source Sans Pro"/>
-          <w:sz w:val="19"/>
-          <w:szCs w:val="19"/>
-        </w:rPr>
-        <w:t xml:space="preserve">  |  	</w:t>
-      </w:r>
-      <w:r>
-        <w:rPr>
-          <w:rFonts w:ascii="Source Sans Pro" w:eastAsia="Source Sans Pro" w:hAnsi="Source Sans Pro" w:cs="Source Sans Pro"/>
-          <w:i/>
-          <w:sz w:val="19"/>
-          <w:szCs w:val="19"/>
-        </w:rPr>
-        <w:t>Python, Bash, Nessus, OpenVAS, NVD API</w:t>
+        <w:spacing w:before="13" w:after="27"/>
+      </w:pPr>
+      <w:r>
+        <w:rPr>
+          <w:rFonts w:ascii="Source Sans Pro" w:eastAsia="Source Sans Pro" w:hAnsi="Source Sans Pro" w:cs="Source Sans Pro"/>
+          <w:color w:val="000000"/>
+          <w:sz w:val="19"/>
+          <w:szCs w:val="19"/>
+        </w:rPr>
+        <w:t>Developed typosquatting domain detector generating brand domain variants and checking DNS resolution to catch brand-impersonation attacks.</w:t>
       </w:r>
     </w:p>
     <w:p>
@@ -690,16 +615,67 @@
           <w:ilvl w:val="0"/>
           <w:numId w:val="2"/>
         </w:numPr>
-        <w:spacing w:before="13" w:after="13"/>
-      </w:pPr>
-      <w:r>
-        <w:rPr>
-          <w:rFonts w:ascii="Source Sans Pro" w:eastAsia="Source Sans Pro" w:hAnsi="Source Sans Pro" w:cs="Source Sans Pro"/>
-          <w:color w:val="000000"/>
-          <w:sz w:val="19"/>
-          <w:szCs w:val="19"/>
-        </w:rPr>
-        <w:t>Developed automated vulnerability assessment pipeline integrating Nessus and OpenVAS REST APIs in Python, generating CVE reports with CVSS severity and EPSS scoring from FIRST.org API.</w:t>
+        <w:spacing w:before="13" w:after="27"/>
+      </w:pPr>
+      <w:r>
+        <w:rPr>
+          <w:rFonts w:ascii="Source Sans Pro" w:eastAsia="Source Sans Pro" w:hAnsi="Source Sans Pro" w:cs="Source Sans Pro"/>
+          <w:color w:val="000000"/>
+          <w:sz w:val="19"/>
+          <w:szCs w:val="19"/>
+        </w:rPr>
+        <w:t>Deployed Telegram bot interface for live IOC enrichment, supporting bulk CSV input/output and OSINT enrichment via theHarvester for domain profiling.</w:t>
+      </w:r>
+    </w:p>
+    <w:p>
+      <w:pPr>
+        <w:spacing w:before="14" w:after="14"/>
+      </w:pPr>
+    </w:p>
+    <w:p>
+      <w:pPr>
+        <w:tabs>
+          <w:tab w:val="right" w:pos="10800"/>
+        </w:tabs>
+        <w:spacing w:before="30" w:after="0"/>
+      </w:pPr>
+      <w:hyperlink r:id="rId9">
+        <w:r>
+          <w:rPr>
+            <w:rFonts w:ascii="Source Sans Pro" w:eastAsia="Source Sans Pro" w:hAnsi="Source Sans Pro" w:cs="Source Sans Pro"/>
+            <w:b/>
+            <w:color w:val="000000"/>
+            <w:sz w:val="19"/>
+            <w:szCs w:val="19"/>
+            <w:u w:val="single"/>
+          </w:rPr>
+          <w:t>Vulnerability Scanner and Patch Prioritization Engine</w:t>
+        </w:r>
+      </w:hyperlink>
+      <w:r>
+        <w:rPr>
+          <w:rFonts w:ascii="Source Sans Pro" w:eastAsia="Source Sans Pro" w:hAnsi="Source Sans Pro" w:cs="Source Sans Pro"/>
+          <w:sz w:val="19"/>
+          <w:szCs w:val="19"/>
+        </w:rPr>
+        <w:t xml:space="preserve">  |  </w:t>
+      </w:r>
+      <w:r>
+        <w:rPr>
+          <w:rFonts w:ascii="Source Sans Pro" w:eastAsia="Source Sans Pro" w:hAnsi="Source Sans Pro" w:cs="Source Sans Pro"/>
+          <w:sz w:val="19"/>
+          <w:szCs w:val="19"/>
+        </w:rPr>
+        <w:tab/>
+      </w:r>
+      <w:r>
+        <w:rPr>
+          <w:rFonts w:ascii="Source Sans Pro" w:eastAsia="Source Sans Pro" w:hAnsi="Source Sans Pro" w:cs="Source Sans Pro"/>
+          <w:i/>
+          <w:sz w:val="19"/>
+          <w:szCs w:val="19"/>
+        </w:rPr>
+        <w:t>Python, Bash, Nessus, OpenVAS, NVD API</w:t>
       </w:r>
     </w:p>
     <w:p>
@@ -709,16 +685,16 @@
           <w:ilvl w:val="0"/>
           <w:numId w:val="2"/>
         </w:numPr>
-        <w:spacing w:before="13" w:after="13"/>
-      </w:pPr>
-      <w:r>
-        <w:rPr>
-          <w:rFonts w:ascii="Source Sans Pro" w:eastAsia="Source Sans Pro" w:hAnsi="Source Sans Pro" w:cs="Source Sans Pro"/>
-          <w:color w:val="000000"/>
-          <w:sz w:val="19"/>
-          <w:szCs w:val="19"/>
-        </w:rPr>
-        <w:t>Developed OWASP Top 10 automated web checker for vulnerability detection (injection, auth, SSRF) and documented SQL injection remediation.</w:t>
+        <w:spacing w:before="13" w:after="27"/>
+      </w:pPr>
+      <w:r>
+        <w:rPr>
+          <w:rFonts w:ascii="Source Sans Pro" w:eastAsia="Source Sans Pro" w:hAnsi="Source Sans Pro" w:cs="Source Sans Pro"/>
+          <w:color w:val="000000"/>
+          <w:sz w:val="19"/>
+          <w:szCs w:val="19"/>
+        </w:rPr>
+        <w:t>Developed automated vulnerability assessment pipeline integrating Nessus and OpenVAS REST APIs in Python, generating CVE reports with CVSS severity classification and EPSS scoring from FIRST.org API.</w:t>
       </w:r>
     </w:p>
     <w:p>
@@ -728,196 +704,16 @@
           <w:ilvl w:val="0"/>
           <w:numId w:val="2"/>
         </w:numPr>
-        <w:spacing w:before="13" w:after="13"/>
-      </w:pPr>
-      <w:r>
-        <w:rPr>
-          <w:rFonts w:ascii="Source Sans Pro" w:eastAsia="Source Sans Pro" w:hAnsi="Source Sans Pro" w:cs="Source Sans Pro"/>
-          <w:color w:val="000000"/>
-          <w:sz w:val="19"/>
-          <w:szCs w:val="19"/>
-        </w:rPr>
-        <w:t>Automated scan scheduling via Bash and cron; built delta-scan logic to flag new CVEs and calculate remediation deadlines (Critical=24hrs, High=7 days, Medium=30 days) for patch compliance at Goldman Sachs.</w:t>
-      </w:r>
-    </w:p>
-    <w:p>
-      <w:pPr>
-        <w:pBdr>
-          <w:bottom w:val="single" w:sz="6" w:space="1" w:color="000000"/>
-        </w:pBdr>
-        <w:spacing w:before="0" w:after="0"/>
-        <w:rPr>
-          <w:rFonts w:ascii="Source Sans Pro" w:eastAsia="Source Sans Pro" w:hAnsi="Source Sans Pro" w:cs="Source Sans Pro"/>
-          <w:b/>
-          <w:bCs/>
-          <w:color w:val="000000"/>
-          <w:sz w:val="22"/>
-          <w:szCs w:val="22"/>
-        </w:rPr>
-      </w:pPr>
-    </w:p>
-    <w:p>
-      <w:pPr>
-        <w:pBdr>
-          <w:bottom w:val="single" w:sz="6" w:space="1" w:color="000000"/>
-        </w:pBdr>
-        <w:spacing w:before="20" w:after="0"/>
-      </w:pPr>
-      <w:r>
-        <w:rPr>
-          <w:rFonts w:ascii="Source Sans Pro" w:eastAsia="Source Sans Pro" w:hAnsi="Source Sans Pro" w:cs="Source Sans Pro"/>
-          <w:b/>
-          <w:bCs/>
-          <w:color w:val="000000"/>
-          <w:sz w:val="22"/>
-          <w:szCs w:val="22"/>
-        </w:rPr>
-        <w:t>Technical Skills</w:t>
-      </w:r>
-    </w:p>
-    <w:p>
-      <w:pPr>
-        <w:spacing w:before="24" w:after="24"/>
-      </w:pPr>
-      <w:r>
-        <w:rPr>
-          <w:rFonts w:ascii="Source Sans Pro" w:eastAsia="Source Sans Pro" w:hAnsi="Source Sans Pro" w:cs="Source Sans Pro"/>
-          <w:b/>
-          <w:sz w:val="19"/>
-          <w:szCs w:val="19"/>
-        </w:rPr>
-        <w:t xml:space="preserve">SOC Operations: </w:t>
-      </w:r>
-      <w:r>
-        <w:rPr>
-          <w:rFonts w:ascii="Source Sans Pro" w:eastAsia="Source Sans Pro" w:hAnsi="Source Sans Pro" w:cs="Source Sans Pro"/>
-          <w:sz w:val="19"/>
-          <w:szCs w:val="19"/>
-        </w:rPr>
-        <w:t>Alert triage, incident investigation, log analysis, threat detection, escalation, false positive analysis</w:t>
-      </w:r>
-    </w:p>
-    <w:p>
-      <w:pPr>
-        <w:spacing w:before="24" w:after="24"/>
-      </w:pPr>
-      <w:r>
-        <w:rPr>
-          <w:rFonts w:ascii="Source Sans Pro" w:eastAsia="Source Sans Pro" w:hAnsi="Source Sans Pro" w:cs="Source Sans Pro"/>
-          <w:b/>
-          <w:sz w:val="19"/>
-          <w:szCs w:val="19"/>
-        </w:rPr>
-        <w:t xml:space="preserve">SIEM &amp; Monitoring: </w:t>
-      </w:r>
-      <w:r>
-        <w:rPr>
-          <w:rFonts w:ascii="Source Sans Pro" w:eastAsia="Source Sans Pro" w:hAnsi="Source Sans Pro" w:cs="Source Sans Pro"/>
-          <w:sz w:val="19"/>
-          <w:szCs w:val="19"/>
-        </w:rPr>
-        <w:t>Splunk (SPL), Elastic SIEM (basic), Windows Event Logs, Sysmon, Wireshark</w:t>
-      </w:r>
-    </w:p>
-    <w:p>
-      <w:pPr>
-        <w:spacing w:before="24" w:after="24"/>
-      </w:pPr>
-      <w:r>
-        <w:rPr>
-          <w:rFonts w:ascii="Source Sans Pro" w:eastAsia="Source Sans Pro" w:hAnsi="Source Sans Pro" w:cs="Source Sans Pro"/>
-          <w:b/>
-          <w:sz w:val="19"/>
-          <w:szCs w:val="19"/>
-        </w:rPr>
-        <w:t xml:space="preserve">Threat Intelligence: </w:t>
-      </w:r>
-      <w:r>
-        <w:rPr>
-          <w:rFonts w:ascii="Source Sans Pro" w:eastAsia="Source Sans Pro" w:hAnsi="Source Sans Pro" w:cs="Source Sans Pro"/>
-          <w:sz w:val="19"/>
-          <w:szCs w:val="19"/>
-        </w:rPr>
-        <w:t>MITRE ATT&amp;CK, IOC analysis, VirusTotal, OSINT enrichment, Cyber Kill Chain</w:t>
-      </w:r>
-    </w:p>
-    <w:p>
-      <w:pPr>
-        <w:spacing w:before="24" w:after="24"/>
-      </w:pPr>
-      <w:r>
-        <w:rPr>
-          <w:rFonts w:ascii="Source Sans Pro" w:eastAsia="Source Sans Pro" w:hAnsi="Source Sans Pro" w:cs="Source Sans Pro"/>
-          <w:b/>
-          <w:sz w:val="19"/>
-          <w:szCs w:val="19"/>
-        </w:rPr>
-        <w:t xml:space="preserve">Systems &amp; Networking: </w:t>
-      </w:r>
-      <w:r>
-        <w:rPr>
-          <w:rFonts w:ascii="Source Sans Pro" w:eastAsia="Source Sans Pro" w:hAnsi="Source Sans Pro" w:cs="Source Sans Pro"/>
-          <w:sz w:val="19"/>
-          <w:szCs w:val="19"/>
-        </w:rPr>
-        <w:t>Windows internals, Linux fundamentals, TCP/IP, DNS, HTTP/S, firewall and IDS/IPS concepts</w:t>
-      </w:r>
-    </w:p>
-    <w:p>
-      <w:pPr>
-        <w:spacing w:before="24" w:after="24"/>
-      </w:pPr>
-      <w:r>
-        <w:rPr>
-          <w:rFonts w:ascii="Source Sans Pro" w:eastAsia="Source Sans Pro" w:hAnsi="Source Sans Pro" w:cs="Source Sans Pro"/>
-          <w:b/>
-          <w:sz w:val="19"/>
-          <w:szCs w:val="19"/>
-        </w:rPr>
-        <w:t xml:space="preserve">Automation: </w:t>
-      </w:r>
-      <w:r>
-        <w:rPr>
-          <w:rFonts w:ascii="Source Sans Pro" w:eastAsia="Source Sans Pro" w:hAnsi="Source Sans Pro" w:cs="Source Sans Pro"/>
-          <w:sz w:val="19"/>
-          <w:szCs w:val="19"/>
-        </w:rPr>
-        <w:t>Python, Bash (basic), regular expressions, audit, risk, compliance</w:t>
-      </w:r>
-    </w:p>
-    <w:p>
-      <w:pPr>
-        <w:pBdr>
-          <w:bottom w:val="single" w:sz="6" w:space="1" w:color="000000"/>
-        </w:pBdr>
-        <w:spacing w:before="0" w:after="0"/>
-        <w:rPr>
-          <w:rFonts w:ascii="Source Sans Pro" w:eastAsia="Source Sans Pro" w:hAnsi="Source Sans Pro" w:cs="Source Sans Pro"/>
-          <w:b/>
-          <w:bCs/>
-          <w:color w:val="000000"/>
-          <w:sz w:val="22"/>
-          <w:szCs w:val="22"/>
-        </w:rPr>
-      </w:pPr>
-    </w:p>
-    <w:p>
-      <w:pPr>
-        <w:pBdr>
-          <w:bottom w:val="single" w:sz="6" w:space="1" w:color="000000"/>
-        </w:pBdr>
-        <w:spacing w:before="20" w:after="0"/>
-      </w:pPr>
-      <w:r>
-        <w:rPr>
-          <w:rFonts w:ascii="Source Sans Pro" w:eastAsia="Source Sans Pro" w:hAnsi="Source Sans Pro" w:cs="Source Sans Pro"/>
-          <w:b/>
-          <w:bCs/>
-          <w:color w:val="000000"/>
-          <w:sz w:val="22"/>
-          <w:szCs w:val="22"/>
-        </w:rPr>
-        <w:t>Certifications</w:t>
+        <w:spacing w:before="13" w:after="27"/>
+      </w:pPr>
+      <w:r>
+        <w:rPr>
+          <w:rFonts w:ascii="Source Sans Pro" w:eastAsia="Source Sans Pro" w:hAnsi="Source Sans Pro" w:cs="Source Sans Pro"/>
+          <w:color w:val="000000"/>
+          <w:sz w:val="19"/>
+          <w:szCs w:val="19"/>
+        </w:rPr>
+        <w:t>Developed OWASP Top 10 automated web checker detecting injection, auth, and SSRF vulnerabilities via crafted HTTP requests.</w:t>
       </w:r>
     </w:p>
     <w:p>
@@ -927,16 +723,187 @@
           <w:ilvl w:val="0"/>
           <w:numId w:val="2"/>
         </w:numPr>
-        <w:spacing w:before="13" w:after="13"/>
-      </w:pPr>
-      <w:r>
-        <w:rPr>
-          <w:rFonts w:ascii="Source Sans Pro" w:eastAsia="Source Sans Pro" w:hAnsi="Source Sans Pro" w:cs="Source Sans Pro"/>
-          <w:color w:val="000000"/>
-          <w:sz w:val="19"/>
-          <w:szCs w:val="19"/>
-        </w:rPr>
-        <w:t>CompTIA Security+ SY0-701  —  in progress, exam target Q3 2026</w:t>
+        <w:spacing w:before="13" w:after="27"/>
+      </w:pPr>
+      <w:r>
+        <w:rPr>
+          <w:rFonts w:ascii="Source Sans Pro" w:eastAsia="Source Sans Pro" w:hAnsi="Source Sans Pro" w:cs="Source Sans Pro"/>
+          <w:color w:val="000000"/>
+          <w:sz w:val="19"/>
+          <w:szCs w:val="19"/>
+        </w:rPr>
+        <w:t>Automated scan scheduling via Bash and cron; built delta-scan logic to flag new CVEs and calculate remediation SLA deadlines (Critical=24hrs, High=7 days, Medium=30 days).</w:t>
+      </w:r>
+    </w:p>
+    <w:p>
+      <w:pPr>
+        <w:pStyle w:val="ListParagraph"/>
+        <w:spacing w:before="14" w:after="14"/>
+        <w:ind w:left="450"/>
+      </w:pPr>
+    </w:p>
+    <w:p>
+      <w:pPr>
+        <w:pBdr>
+          <w:bottom w:val="single" w:sz="6" w:space="1" w:color="000000"/>
+        </w:pBdr>
+        <w:spacing w:before="89" w:after="0"/>
+      </w:pPr>
+      <w:r>
+        <w:rPr>
+          <w:rFonts w:ascii="Source Sans Pro" w:eastAsia="Source Sans Pro" w:hAnsi="Source Sans Pro" w:cs="Source Sans Pro"/>
+          <w:b/>
+          <w:bCs/>
+          <w:color w:val="000000"/>
+          <w:sz w:val="22"/>
+          <w:szCs w:val="22"/>
+        </w:rPr>
+        <w:t>Technical Skills</w:t>
+      </w:r>
+    </w:p>
+    <w:p>
+      <w:pPr>
+        <w:spacing w:before="41" w:after="41"/>
+      </w:pPr>
+      <w:r>
+        <w:rPr>
+          <w:rFonts w:ascii="Source Sans Pro" w:eastAsia="Source Sans Pro" w:hAnsi="Source Sans Pro" w:cs="Source Sans Pro"/>
+          <w:b/>
+          <w:sz w:val="19"/>
+          <w:szCs w:val="19"/>
+        </w:rPr>
+        <w:t xml:space="preserve">GRC &amp; Compliance: </w:t>
+      </w:r>
+      <w:r>
+        <w:rPr>
+          <w:rFonts w:ascii="Source Sans Pro" w:eastAsia="Source Sans Pro" w:hAnsi="Source Sans Pro" w:cs="Source Sans Pro"/>
+          <w:sz w:val="19"/>
+          <w:szCs w:val="19"/>
+        </w:rPr>
+        <w:t>NIST CSF, ISO 27001, PCI-DSS, GDPR/PDPB, SOX/ITGC, compliance monitoring</w:t>
+      </w:r>
+    </w:p>
+    <w:p>
+      <w:pPr>
+        <w:spacing w:before="41" w:after="41"/>
+      </w:pPr>
+      <w:r>
+        <w:rPr>
+          <w:rFonts w:ascii="Source Sans Pro" w:eastAsia="Source Sans Pro" w:hAnsi="Source Sans Pro" w:cs="Source Sans Pro"/>
+          <w:b/>
+          <w:sz w:val="19"/>
+          <w:szCs w:val="19"/>
+        </w:rPr>
+        <w:t xml:space="preserve">Risk &amp; Audit: </w:t>
+      </w:r>
+      <w:r>
+        <w:rPr>
+          <w:rFonts w:ascii="Source Sans Pro" w:eastAsia="Source Sans Pro" w:hAnsi="Source Sans Pro" w:cs="Source Sans Pro"/>
+          <w:sz w:val="19"/>
+          <w:szCs w:val="19"/>
+        </w:rPr>
+        <w:t>Risk assessment, control testing, audit documentation, vendor risk, RCSA basics</w:t>
+      </w:r>
+    </w:p>
+    <w:p>
+      <w:pPr>
+        <w:spacing w:before="41" w:after="41"/>
+      </w:pPr>
+      <w:r>
+        <w:rPr>
+          <w:rFonts w:ascii="Source Sans Pro" w:eastAsia="Source Sans Pro" w:hAnsi="Source Sans Pro" w:cs="Source Sans Pro"/>
+          <w:b/>
+          <w:sz w:val="19"/>
+          <w:szCs w:val="19"/>
+        </w:rPr>
+        <w:t xml:space="preserve">Fraud &amp; AML: </w:t>
+      </w:r>
+      <w:r>
+        <w:rPr>
+          <w:rFonts w:ascii="Source Sans Pro" w:eastAsia="Source Sans Pro" w:hAnsi="Source Sans Pro" w:cs="Source Sans Pro"/>
+          <w:sz w:val="19"/>
+          <w:szCs w:val="19"/>
+        </w:rPr>
+        <w:t>Transaction monitoring, AML typologies, KYC/CDD, sanctions screening</w:t>
+      </w:r>
+    </w:p>
+    <w:p>
+      <w:pPr>
+        <w:spacing w:before="41" w:after="41"/>
+      </w:pPr>
+      <w:r>
+        <w:rPr>
+          <w:rFonts w:ascii="Source Sans Pro" w:eastAsia="Source Sans Pro" w:hAnsi="Source Sans Pro" w:cs="Source Sans Pro"/>
+          <w:b/>
+          <w:sz w:val="19"/>
+          <w:szCs w:val="19"/>
+        </w:rPr>
+        <w:t xml:space="preserve">Systems &amp; Tools: </w:t>
+      </w:r>
+      <w:r>
+        <w:rPr>
+          <w:rFonts w:ascii="Source Sans Pro" w:eastAsia="Source Sans Pro" w:hAnsi="Source Sans Pro" w:cs="Source Sans Pro"/>
+          <w:sz w:val="19"/>
+          <w:szCs w:val="19"/>
+        </w:rPr>
+        <w:t>Windows internals, Linux fundamentals, Python, Excel, SQL (basic), TCP/IP basics</w:t>
+      </w:r>
+    </w:p>
+    <w:p>
+      <w:pPr>
+        <w:spacing w:before="41" w:after="41"/>
+      </w:pPr>
+      <w:r>
+        <w:rPr>
+          <w:rFonts w:ascii="Source Sans Pro" w:eastAsia="Source Sans Pro" w:hAnsi="Source Sans Pro" w:cs="Source Sans Pro"/>
+          <w:b/>
+          <w:sz w:val="19"/>
+          <w:szCs w:val="19"/>
+        </w:rPr>
+        <w:t xml:space="preserve">Frameworks: </w:t>
+      </w:r>
+      <w:r>
+        <w:rPr>
+          <w:rFonts w:ascii="Source Sans Pro" w:eastAsia="Source Sans Pro" w:hAnsi="Source Sans Pro" w:cs="Source Sans Pro"/>
+          <w:sz w:val="19"/>
+          <w:szCs w:val="19"/>
+        </w:rPr>
+        <w:t>MITRE ATT&amp;CK, OWASP Top 10, Incident Response (PICERL), audit trail documentation, management, security</w:t>
+      </w:r>
+    </w:p>
+    <w:p>
+      <w:pPr>
+        <w:pBdr>
+          <w:bottom w:val="single" w:sz="6" w:space="1" w:color="000000"/>
+        </w:pBdr>
+        <w:spacing w:before="14" w:after="14"/>
+        <w:rPr>
+          <w:rFonts w:ascii="Source Sans Pro" w:eastAsia="Source Sans Pro" w:hAnsi="Source Sans Pro" w:cs="Source Sans Pro"/>
+          <w:b/>
+          <w:bCs/>
+          <w:color w:val="000000"/>
+          <w:sz w:val="22"/>
+          <w:szCs w:val="22"/>
+        </w:rPr>
+      </w:pPr>
+    </w:p>
+    <w:p>
+      <w:pPr>
+        <w:pBdr>
+          <w:bottom w:val="single" w:sz="6" w:space="1" w:color="000000"/>
+        </w:pBdr>
+        <w:spacing w:before="89" w:after="0"/>
+      </w:pPr>
+      <w:r>
+        <w:rPr>
+          <w:rFonts w:ascii="Source Sans Pro" w:eastAsia="Source Sans Pro" w:hAnsi="Source Sans Pro" w:cs="Source Sans Pro"/>
+          <w:b/>
+          <w:bCs/>
+          <w:color w:val="000000"/>
+          <w:sz w:val="22"/>
+          <w:szCs w:val="22"/>
+        </w:rPr>
+        <w:t>Certifications</w:t>
       </w:r>
     </w:p>
     <w:p>
@@ -946,7 +913,26 @@
           <w:ilvl w:val="0"/>
           <w:numId w:val="2"/>
         </w:numPr>
-        <w:spacing w:before="13" w:after="13"/>
+        <w:spacing w:before="13" w:after="27"/>
+      </w:pPr>
+      <w:r>
+        <w:rPr>
+          <w:rFonts w:ascii="Source Sans Pro" w:eastAsia="Source Sans Pro" w:hAnsi="Source Sans Pro" w:cs="Source Sans Pro"/>
+          <w:color w:val="000000"/>
+          <w:sz w:val="19"/>
+          <w:szCs w:val="19"/>
+        </w:rPr>
+        <w:t>CompTIA Security+ SY0-701  —  in progress, exam target Q3 2026</w:t>
+      </w:r>
+    </w:p>
+    <w:p>
+      <w:pPr>
+        <w:pStyle w:val="ListParagraph"/>
+        <w:numPr>
+          <w:ilvl w:val="0"/>
+          <w:numId w:val="2"/>
+        </w:numPr>
+        <w:spacing w:before="13" w:after="27"/>
       </w:pPr>
       <w:r>
         <w:rPr>
